--- a/docs/COMPLEX_MECHANISMS.docx
+++ b/docs/COMPLEX_MECHANISMS.docx
@@ -18,7 +18,7 @@
         <w:t>Last updated:</w:t>
       </w:r>
       <w:r>
-        <w:t xml:space="preserve"> 2026-08-04</w:t>
+        <w:t xml:space="preserve"> 2026-08-15</w:t>
       </w:r>
     </w:p>
     <w:p>
@@ -2608,6 +2608,116 @@
       </w:r>
       <w:r>
         <w:t xml:space="preserve"> of the resulting dict. Grading (Mechanism 1) is a separate concern that only needs the grading keys left on the dict and in session.</w:t>
+      </w:r>
+    </w:p>
+    <w:p>
+      <w:r>
+        <w:rPr>
+          <w:b/>
+        </w:rPr>
+        <w:t>Mode:</w:t>
+      </w:r>
+      <w:r>
+        <w:t xml:space="preserve"> every entry point passes the requested mode through </w:t>
+      </w:r>
+      <w:r>
+        <w:rPr>
+          <w:rFonts w:ascii="Consolas" w:hAnsi="Consolas"/>
+          <w:sz w:val="20"/>
+        </w:rPr>
+        <w:t>normalize_mode()</w:t>
+      </w:r>
+      <w:r>
+        <w:t xml:space="preserve"> before touching a queue or a generator. It recognises </w:t>
+      </w:r>
+      <w:r>
+        <w:rPr>
+          <w:rFonts w:ascii="Consolas" w:hAnsi="Consolas"/>
+          <w:sz w:val="20"/>
+        </w:rPr>
+        <w:t>standard</w:t>
+      </w:r>
+      <w:r>
+        <w:t xml:space="preserve"> (with legacy </w:t>
+      </w:r>
+      <w:r>
+        <w:rPr>
+          <w:rFonts w:ascii="Consolas" w:hAnsi="Consolas"/>
+          <w:sz w:val="20"/>
+        </w:rPr>
+        <w:t>revision</w:t>
+      </w:r>
+      <w:r>
+        <w:t>/</w:t>
+      </w:r>
+      <w:r>
+        <w:rPr>
+          <w:rFonts w:ascii="Consolas" w:hAnsi="Consolas"/>
+          <w:sz w:val="20"/>
+        </w:rPr>
+        <w:t>exam</w:t>
+      </w:r>
+      <w:r>
+        <w:t>/</w:t>
+      </w:r>
+      <w:r>
+        <w:rPr>
+          <w:rFonts w:ascii="Consolas" w:hAnsi="Consolas"/>
+          <w:sz w:val="20"/>
+        </w:rPr>
+        <w:t>practice</w:t>
+      </w:r>
+      <w:r>
+        <w:t xml:space="preserve"> aliases), </w:t>
+      </w:r>
+      <w:r>
+        <w:rPr>
+          <w:rFonts w:ascii="Consolas" w:hAnsi="Consolas"/>
+          <w:sz w:val="20"/>
+        </w:rPr>
+        <w:t>mcq</w:t>
+      </w:r>
+      <w:r>
+        <w:t xml:space="preserve">, and </w:t>
+      </w:r>
+      <w:r>
+        <w:rPr>
+          <w:rFonts w:ascii="Consolas" w:hAnsi="Consolas"/>
+          <w:sz w:val="20"/>
+        </w:rPr>
+        <w:t>lesson</w:t>
+      </w:r>
+      <w:r>
+        <w:t xml:space="preserve">; </w:t>
+      </w:r>
+      <w:r>
+        <w:rPr>
+          <w:b/>
+        </w:rPr>
+        <w:t>anything else silently becomes `standard`</w:t>
+      </w:r>
+      <w:r>
+        <w:t xml:space="preserve">. Adding a mode means changing that function first — see </w:t>
+      </w:r>
+      <w:r>
+        <w:rPr>
+          <w:rFonts w:ascii="Consolas" w:hAnsi="Consolas"/>
+          <w:sz w:val="20"/>
+        </w:rPr>
+        <w:t>docs/REAL_WORLD_QUESTIONS.md</w:t>
+      </w:r>
+      <w:r>
+        <w:t xml:space="preserve"> for the planned </w:t>
+      </w:r>
+      <w:r>
+        <w:rPr>
+          <w:rFonts w:ascii="Consolas" w:hAnsi="Consolas"/>
+          <w:sz w:val="20"/>
+        </w:rPr>
+        <w:t>real_world</w:t>
+      </w:r>
+      <w:r>
+        <w:t xml:space="preserve"> style.</w:t>
       </w:r>
     </w:p>
     <w:p>
